--- a/template_full_style.docx
+++ b/template_full_style.docx
@@ -1,6 +1,6 @@
 
 <file path=word/document.xml><?xml version="1.0" encoding="utf-8"?>
-<w:document xmlns:wpc="http://schemas.microsoft.com/office/word/2010/wordprocessingCanvas" xmlns:cx="http://schemas.microsoft.com/office/drawing/2014/chartex" xmlns:cx1="http://schemas.microsoft.com/office/drawing/2015/9/8/chartex" xmlns:cx2="http://schemas.microsoft.com/office/drawing/2015/10/21/chartex" xmlns:cx3="http://schemas.microsoft.com/office/drawing/2016/5/9/chartex" xmlns:cx4="http://schemas.microsoft.com/office/drawing/2016/5/10/chartex" xmlns:cx5="http://schemas.microsoft.com/office/drawing/2016/5/11/chartex" xmlns:cx6="http://schemas.microsoft.com/office/drawing/2016/5/12/chartex" xmlns:cx7="http://schemas.microsoft.com/office/drawing/2016/5/13/chartex" xmlns:cx8="http://schemas.microsoft.com/office/drawing/2016/5/14/chartex" xmlns:mc="http://schemas.openxmlformats.org/markup-compatibility/2006" xmlns:aink="http://schemas.microsoft.com/office/drawing/2016/ink" xmlns:am3d="http://schemas.microsoft.com/office/drawing/2017/model3d" xmlns:o="urn:schemas-microsoft-com:office:office" xmlns:r="http://schemas.openxmlformats.org/officeDocument/2006/relationships" xmlns:m="http://schemas.openxmlformats.org/officeDocument/2006/math" xmlns:v="urn:schemas-microsoft-com:vml" xmlns:wp14="http://schemas.microsoft.com/office/word/2010/wordprocessingDrawing" xmlns:wp="http://schemas.openxmlformats.org/drawingml/2006/wordprocessingDrawing" xmlns:w10="urn:schemas-microsoft-com:office:word" xmlns:w="http://schemas.openxmlformats.org/wordprocessingml/2006/main" xmlns:w14="http://schemas.microsoft.com/office/word/2010/wordml" xmlns:w15="http://schemas.microsoft.com/office/word/2012/wordml" xmlns:w16cex="http://schemas.microsoft.com/office/word/2018/wordml/cex" xmlns:w16cid="http://schemas.microsoft.com/office/word/2016/wordml/cid" xmlns:w16="http://schemas.microsoft.com/office/word/2018/wordml" xmlns:w16sdtdh="http://schemas.microsoft.com/office/word/2020/wordml/sdtdatahash" xmlns:w16se="http://schemas.microsoft.com/office/word/2015/wordml/symex" xmlns:wpg="http://schemas.microsoft.com/office/word/2010/wordprocessingGroup" xmlns:wpi="http://schemas.microsoft.com/office/word/2010/wordprocessingInk" xmlns:wne="http://schemas.microsoft.com/office/word/2006/wordml" xmlns:wps="http://schemas.microsoft.com/office/word/2010/wordprocessingShape" mc:Ignorable="w14 w15 w16se w16cid w16 w16cex w16sdtdh wp14">
+<w:document xmlns:wpc="http://schemas.microsoft.com/office/word/2010/wordprocessingCanvas" xmlns:cx="http://schemas.microsoft.com/office/drawing/2014/chartex" xmlns:cx1="http://schemas.microsoft.com/office/drawing/2015/9/8/chartex" xmlns:cx2="http://schemas.microsoft.com/office/drawing/2015/10/21/chartex" xmlns:cx3="http://schemas.microsoft.com/office/drawing/2016/5/9/chartex" xmlns:cx4="http://schemas.microsoft.com/office/drawing/2016/5/10/chartex" xmlns:cx5="http://schemas.microsoft.com/office/drawing/2016/5/11/chartex" xmlns:cx6="http://schemas.microsoft.com/office/drawing/2016/5/12/chartex" xmlns:cx7="http://schemas.microsoft.com/office/drawing/2016/5/13/chartex" xmlns:cx8="http://schemas.microsoft.com/office/drawing/2016/5/14/chartex" xmlns:mc="http://schemas.openxmlformats.org/markup-compatibility/2006" xmlns:aink="http://schemas.microsoft.com/office/drawing/2016/ink" xmlns:am3d="http://schemas.microsoft.com/office/drawing/2017/model3d" xmlns:o="urn:schemas-microsoft-com:office:office" xmlns:oel="http://schemas.microsoft.com/office/2019/extlst" xmlns:r="http://schemas.openxmlformats.org/officeDocument/2006/relationships" xmlns:m="http://schemas.openxmlformats.org/officeDocument/2006/math" xmlns:v="urn:schemas-microsoft-com:vml" xmlns:wp14="http://schemas.microsoft.com/office/word/2010/wordprocessingDrawing" xmlns:wp="http://schemas.openxmlformats.org/drawingml/2006/wordprocessingDrawing" xmlns:w10="urn:schemas-microsoft-com:office:word" xmlns:w="http://schemas.openxmlformats.org/wordprocessingml/2006/main" xmlns:w14="http://schemas.microsoft.com/office/word/2010/wordml" xmlns:w15="http://schemas.microsoft.com/office/word/2012/wordml" xmlns:w16cex="http://schemas.microsoft.com/office/word/2018/wordml/cex" xmlns:w16cid="http://schemas.microsoft.com/office/word/2016/wordml/cid" xmlns:w16="http://schemas.microsoft.com/office/word/2018/wordml" xmlns:w16du="http://schemas.microsoft.com/office/word/2023/wordml/word16du" xmlns:w16sdtdh="http://schemas.microsoft.com/office/word/2020/wordml/sdtdatahash" xmlns:w16sdtfl="http://schemas.microsoft.com/office/word/2024/wordml/sdtformatlock" xmlns:w16se="http://schemas.microsoft.com/office/word/2015/wordml/symex" xmlns:wpg="http://schemas.microsoft.com/office/word/2010/wordprocessingGroup" xmlns:wpi="http://schemas.microsoft.com/office/word/2010/wordprocessingInk" xmlns:wne="http://schemas.microsoft.com/office/word/2006/wordml" xmlns:wps="http://schemas.microsoft.com/office/word/2010/wordprocessingShape" mc:Ignorable="w14 w15 w16se w16cid w16 w16cex w16sdtdh w16sdtfl w16du wp14">
   <w:body>
     <w:p>
       <w:pPr>
@@ -70,54 +70,6 @@
     </w:p>
     <w:p>
       <w:r>
-        <w:t xml:space="preserve">{%p </w:t>
-      </w:r>
-      <w:r>
-        <w:t>endfor %}</w:t>
-      </w:r>
-    </w:p>
-    <w:p>
-      <w:pPr>
-        <w:pBdr>
-          <w:bottom w:val="single" w:sz="12" w:space="1" w:color="234A9D"/>
-        </w:pBdr>
-        <w:spacing w:before="240" w:after="160"/>
-        <w:rPr>
-          <w:sz w:val="24"/>
-          <w:szCs w:val="24"/>
-        </w:rPr>
-      </w:pPr>
-      <w:r>
-        <w:rPr>
-          <w:b/>
-          <w:color w:val="234A9D"/>
-          <w:sz w:val="32"/>
-          <w:szCs w:val="24"/>
-        </w:rPr>
-        <w:t>专业技能</w:t>
-      </w:r>
-    </w:p>
-    <w:p>
-      <w:r>
-        <w:t>{%p for skill in professional_skills %}</w:t>
-      </w:r>
-    </w:p>
-    <w:p>
-      <w:pPr>
-        <w:pStyle w:val="a0"/>
-        <w:spacing w:after="60"/>
-      </w:pPr>
-      <w:proofErr w:type="gramStart"/>
-      <w:r>
-        <w:t>{{ skill</w:t>
-      </w:r>
-      <w:proofErr w:type="gramEnd"/>
-      <w:r>
-        <w:t xml:space="preserve"> }}</w:t>
-      </w:r>
-    </w:p>
-    <w:p>
-      <w:r>
         <w:t>{%p endfor %}</w:t>
       </w:r>
     </w:p>
@@ -132,6 +84,219 @@
           <w:szCs w:val="24"/>
         </w:rPr>
       </w:pPr>
+      <w:proofErr w:type="spellStart"/>
+      <w:r>
+        <w:rPr>
+          <w:b/>
+          <w:color w:val="234A9D"/>
+          <w:sz w:val="32"/>
+          <w:szCs w:val="24"/>
+        </w:rPr>
+        <w:t>教育经历</w:t>
+      </w:r>
+      <w:proofErr w:type="spellEnd"/>
+    </w:p>
+    <w:p>
+      <w:r>
+        <w:t xml:space="preserve">{%p for </w:t>
+      </w:r>
+      <w:proofErr w:type="spellStart"/>
+      <w:r>
+        <w:t>edu</w:t>
+      </w:r>
+      <w:proofErr w:type="spellEnd"/>
+      <w:r>
+        <w:t xml:space="preserve"> in </w:t>
+      </w:r>
+      <w:proofErr w:type="spellStart"/>
+      <w:r>
+        <w:t>education_experiences</w:t>
+      </w:r>
+      <w:proofErr w:type="spellEnd"/>
+      <w:r>
+        <w:t xml:space="preserve"> %}    </w:t>
+      </w:r>
+    </w:p>
+    <w:tbl>
+      <w:tblPr>
+        <w:tblW w:w="0" w:type="auto"/>
+        <w:tblLook w:val="04A0" w:firstRow="1" w:lastRow="0" w:firstColumn="1" w:lastColumn="0" w:noHBand="0" w:noVBand="1"/>
+      </w:tblPr>
+      <w:tblGrid>
+        <w:gridCol w:w="7054"/>
+        <w:gridCol w:w="3827"/>
+      </w:tblGrid>
+      <w:tr>
+        <w:tc>
+          <w:tcPr>
+            <w:tcW w:w="7054" w:type="dxa"/>
+          </w:tcPr>
+          <w:p>
+            <w:proofErr w:type="gramStart"/>
+            <w:r>
+              <w:rPr>
+                <w:b/>
+                <w:bCs/>
+                <w:sz w:val="24"/>
+                <w:szCs w:val="24"/>
+              </w:rPr>
+              <w:t xml:space="preserve">{{ </w:t>
+            </w:r>
+            <w:proofErr w:type="spellStart"/>
+            <w:r>
+              <w:rPr>
+                <w:b/>
+                <w:bCs/>
+                <w:sz w:val="24"/>
+                <w:szCs w:val="24"/>
+              </w:rPr>
+              <w:t>edu</w:t>
+            </w:r>
+            <w:proofErr w:type="gramEnd"/>
+            <w:r>
+              <w:rPr>
+                <w:b/>
+                <w:bCs/>
+                <w:sz w:val="24"/>
+                <w:szCs w:val="24"/>
+              </w:rPr>
+              <w:t>.</w:t>
+            </w:r>
+            <w:proofErr w:type="gramStart"/>
+            <w:r>
+              <w:rPr>
+                <w:b/>
+                <w:bCs/>
+                <w:sz w:val="24"/>
+                <w:szCs w:val="24"/>
+              </w:rPr>
+              <w:t>school</w:t>
+            </w:r>
+            <w:proofErr w:type="spellEnd"/>
+            <w:r>
+              <w:rPr>
+                <w:b/>
+                <w:bCs/>
+                <w:sz w:val="24"/>
+                <w:szCs w:val="24"/>
+              </w:rPr>
+              <w:t xml:space="preserve"> }</w:t>
+            </w:r>
+            <w:proofErr w:type="gramEnd"/>
+            <w:r>
+              <w:rPr>
+                <w:b/>
+                <w:bCs/>
+                <w:sz w:val="24"/>
+                <w:szCs w:val="24"/>
+              </w:rPr>
+              <w:t xml:space="preserve">} </w:t>
+            </w:r>
+            <w:r>
+              <w:t xml:space="preserve">  |</w:t>
+            </w:r>
+            <w:proofErr w:type="gramStart"/>
+            <w:r>
+              <w:t xml:space="preserve">   {{ </w:t>
+            </w:r>
+            <w:proofErr w:type="spellStart"/>
+            <w:r>
+              <w:t>edu</w:t>
+            </w:r>
+            <w:proofErr w:type="gramEnd"/>
+            <w:r>
+              <w:t>.</w:t>
+            </w:r>
+            <w:proofErr w:type="gramStart"/>
+            <w:r>
+              <w:t>major</w:t>
+            </w:r>
+            <w:proofErr w:type="spellEnd"/>
+            <w:r>
+              <w:t xml:space="preserve"> }</w:t>
+            </w:r>
+            <w:proofErr w:type="gramEnd"/>
+            <w:r>
+              <w:t>}   |</w:t>
+            </w:r>
+            <w:proofErr w:type="gramStart"/>
+            <w:r>
+              <w:t xml:space="preserve">   {{ </w:t>
+            </w:r>
+            <w:proofErr w:type="spellStart"/>
+            <w:r>
+              <w:t>edu</w:t>
+            </w:r>
+            <w:proofErr w:type="gramEnd"/>
+            <w:r>
+              <w:t>.degree</w:t>
+            </w:r>
+            <w:proofErr w:type="spellEnd"/>
+            <w:r>
+              <w:t xml:space="preserve"> }}</w:t>
+            </w:r>
+          </w:p>
+        </w:tc>
+        <w:tc>
+          <w:tcPr>
+            <w:tcW w:w="3827" w:type="dxa"/>
+          </w:tcPr>
+          <w:p>
+            <w:pPr>
+              <w:spacing w:after="120"/>
+              <w:jc w:val="right"/>
+            </w:pPr>
+            <w:proofErr w:type="gramStart"/>
+            <w:r>
+              <w:t xml:space="preserve">{{ </w:t>
+            </w:r>
+            <w:proofErr w:type="spellStart"/>
+            <w:r>
+              <w:t>edu</w:t>
+            </w:r>
+            <w:proofErr w:type="gramEnd"/>
+            <w:r>
+              <w:t>.date_range</w:t>
+            </w:r>
+            <w:proofErr w:type="spellEnd"/>
+            <w:r>
+              <w:t xml:space="preserve"> }}</w:t>
+            </w:r>
+          </w:p>
+        </w:tc>
+      </w:tr>
+    </w:tbl>
+    <w:p>
+      <w:pPr>
+        <w:rPr>
+          <w:rFonts w:hint="eastAsia"/>
+          <w:lang w:eastAsia="zh-CN"/>
+        </w:rPr>
+      </w:pPr>
+      <w:r>
+        <w:t xml:space="preserve">{%p </w:t>
+      </w:r>
+      <w:proofErr w:type="spellStart"/>
+      <w:r>
+        <w:t>endfor</w:t>
+      </w:r>
+      <w:proofErr w:type="spellEnd"/>
+      <w:r>
+        <w:t xml:space="preserve"> %}</w:t>
+      </w:r>
+    </w:p>
+    <w:p>
+      <w:pPr>
+        <w:pBdr>
+          <w:bottom w:val="single" w:sz="12" w:space="1" w:color="234A9D"/>
+        </w:pBdr>
+        <w:spacing w:before="240" w:after="160"/>
+        <w:rPr>
+          <w:sz w:val="24"/>
+          <w:szCs w:val="24"/>
+        </w:rPr>
+      </w:pPr>
+      <w:proofErr w:type="spellStart"/>
       <w:r>
         <w:rPr>
           <w:b/>
@@ -141,6 +306,7 @@
         </w:rPr>
         <w:t>工作经历</w:t>
       </w:r>
+      <w:proofErr w:type="spellEnd"/>
     </w:p>
     <w:p>
       <w:r>
@@ -196,7 +362,17 @@
                 <w:sz w:val="24"/>
                 <w:szCs w:val="24"/>
               </w:rPr>
-              <w:t>.company</w:t>
+              <w:t>.</w:t>
+            </w:r>
+            <w:proofErr w:type="gramStart"/>
+            <w:r>
+              <w:rPr>
+                <w:b/>
+                <w:color w:val="234A9D"/>
+                <w:sz w:val="24"/>
+                <w:szCs w:val="24"/>
+              </w:rPr>
+              <w:t>company</w:t>
             </w:r>
             <w:proofErr w:type="spellEnd"/>
             <w:r>
@@ -206,7 +382,17 @@
                 <w:sz w:val="24"/>
                 <w:szCs w:val="24"/>
               </w:rPr>
-              <w:t xml:space="preserve"> }}</w:t>
+              <w:t xml:space="preserve"> }</w:t>
+            </w:r>
+            <w:proofErr w:type="gramEnd"/>
+            <w:r>
+              <w:rPr>
+                <w:b/>
+                <w:color w:val="234A9D"/>
+                <w:sz w:val="24"/>
+                <w:szCs w:val="24"/>
+              </w:rPr>
+              <w:t>}</w:t>
             </w:r>
             <w:r>
               <w:rPr>
@@ -220,7 +406,35 @@
               <w:rPr>
                 <w:color w:val="646464"/>
               </w:rPr>
-              <w:t xml:space="preserve">  |   {{ exp.position }}</w:t>
+              <w:t xml:space="preserve">  |</w:t>
+            </w:r>
+            <w:proofErr w:type="gramStart"/>
+            <w:r>
+              <w:rPr>
+                <w:color w:val="646464"/>
+              </w:rPr>
+              <w:t xml:space="preserve">   {{ exp</w:t>
+            </w:r>
+            <w:proofErr w:type="gramEnd"/>
+            <w:r>
+              <w:rPr>
+                <w:color w:val="646464"/>
+              </w:rPr>
+              <w:t>.</w:t>
+            </w:r>
+            <w:proofErr w:type="gramStart"/>
+            <w:r>
+              <w:rPr>
+                <w:color w:val="646464"/>
+              </w:rPr>
+              <w:t>position }</w:t>
+            </w:r>
+            <w:proofErr w:type="gramEnd"/>
+            <w:r>
+              <w:rPr>
+                <w:color w:val="646464"/>
+              </w:rPr>
+              <w:t>}</w:t>
             </w:r>
             <w:r>
               <w:rPr>
@@ -368,19 +582,35 @@
               <w:rPr>
                 <w:color w:val="646464"/>
               </w:rPr>
-              <w:t xml:space="preserve"> </w:t>
+              <w:t xml:space="preserve"> | </w:t>
             </w:r>
+            <w:proofErr w:type="gramStart"/>
             <w:r>
               <w:rPr>
                 <w:color w:val="646464"/>
               </w:rPr>
-              <w:t xml:space="preserve">| </w:t>
+              <w:t>{{ proj</w:t>
             </w:r>
+            <w:proofErr w:type="gramEnd"/>
             <w:r>
               <w:rPr>
                 <w:color w:val="646464"/>
               </w:rPr>
-              <w:t>{{ proj.date_range }}</w:t>
+              <w:t>.date_</w:t>
+            </w:r>
+            <w:proofErr w:type="gramStart"/>
+            <w:r>
+              <w:rPr>
+                <w:color w:val="646464"/>
+              </w:rPr>
+              <w:t>range }</w:t>
+            </w:r>
+            <w:proofErr w:type="gramEnd"/>
+            <w:r>
+              <w:rPr>
+                <w:color w:val="646464"/>
+              </w:rPr>
+              <w:t>}</w:t>
             </w:r>
             <w:r>
               <w:rPr>
@@ -477,11 +707,19 @@
       </w:r>
       <w:proofErr w:type="gramEnd"/>
       <w:r>
-        <w:t>.description</w:t>
+        <w:t>.</w:t>
+      </w:r>
+      <w:proofErr w:type="gramStart"/>
+      <w:r>
+        <w:t>description</w:t>
       </w:r>
       <w:proofErr w:type="spellEnd"/>
       <w:r>
-        <w:t xml:space="preserve"> }}</w:t>
+        <w:t xml:space="preserve"> }</w:t>
+      </w:r>
+      <w:proofErr w:type="gramEnd"/>
+      <w:r>
+        <w:t>}</w:t>
       </w:r>
     </w:p>
     <w:p>
@@ -520,12 +758,12 @@
         <w:ind w:left="0" w:firstLine="0"/>
       </w:pPr>
       <w:r>
+        <w:lastRenderedPageBreak/>
         <w:t>{{ cont }}</w:t>
       </w:r>
     </w:p>
     <w:p>
       <w:r>
-        <w:lastRenderedPageBreak/>
         <w:t>{%p endfor %}</w:t>
       </w:r>
     </w:p>
@@ -550,6 +788,7 @@
           <w:szCs w:val="24"/>
         </w:rPr>
       </w:pPr>
+      <w:proofErr w:type="spellStart"/>
       <w:r>
         <w:rPr>
           <w:b/>
@@ -557,96 +796,37 @@
           <w:sz w:val="32"/>
           <w:szCs w:val="24"/>
         </w:rPr>
-        <w:t>教育经历</w:t>
+        <w:t>专业技能</w:t>
+      </w:r>
+      <w:proofErr w:type="spellEnd"/>
+    </w:p>
+    <w:p>
+      <w:r>
+        <w:t xml:space="preserve">{%p for skill in </w:t>
+      </w:r>
+      <w:proofErr w:type="spellStart"/>
+      <w:r>
+        <w:t>professional_skills</w:t>
+      </w:r>
+      <w:proofErr w:type="spellEnd"/>
+      <w:r>
+        <w:t xml:space="preserve"> %}</w:t>
       </w:r>
     </w:p>
     <w:p>
+      <w:pPr>
+        <w:pStyle w:val="a0"/>
+        <w:spacing w:after="60"/>
+      </w:pPr>
+      <w:proofErr w:type="gramStart"/>
       <w:r>
-        <w:t>{%p for edu in ed</w:t>
+        <w:t>{{ skill</w:t>
       </w:r>
+      <w:proofErr w:type="gramEnd"/>
       <w:r>
-        <w:t>ucation_experiences %}</w:t>
-      </w:r>
-      <w:r>
-        <w:t xml:space="preserve">    </w:t>
+        <w:t xml:space="preserve"> }}</w:t>
       </w:r>
     </w:p>
-    <w:tbl>
-      <w:tblPr>
-        <w:tblW w:w="0" w:type="auto"/>
-        <w:tblLook w:val="04A0" w:firstRow="1" w:lastRow="0" w:firstColumn="1" w:lastColumn="0" w:noHBand="0" w:noVBand="1"/>
-      </w:tblPr>
-      <w:tblGrid>
-        <w:gridCol w:w="7054"/>
-        <w:gridCol w:w="3827"/>
-      </w:tblGrid>
-      <w:tr>
-        <w:tc>
-          <w:tcPr>
-            <w:tcW w:w="7054" w:type="dxa"/>
-          </w:tcPr>
-          <w:p>
-            <w:proofErr w:type="gramStart"/>
-            <w:r>
-              <w:rPr>
-                <w:b/>
-                <w:bCs/>
-                <w:sz w:val="24"/>
-                <w:szCs w:val="24"/>
-              </w:rPr>
-              <w:t xml:space="preserve">{{ </w:t>
-            </w:r>
-            <w:proofErr w:type="spellStart"/>
-            <w:r>
-              <w:rPr>
-                <w:b/>
-                <w:bCs/>
-                <w:sz w:val="24"/>
-                <w:szCs w:val="24"/>
-              </w:rPr>
-              <w:t>edu</w:t>
-            </w:r>
-            <w:proofErr w:type="gramEnd"/>
-            <w:r>
-              <w:rPr>
-                <w:b/>
-                <w:bCs/>
-                <w:sz w:val="24"/>
-                <w:szCs w:val="24"/>
-              </w:rPr>
-              <w:t>.school</w:t>
-            </w:r>
-            <w:proofErr w:type="spellEnd"/>
-            <w:r>
-              <w:rPr>
-                <w:b/>
-                <w:bCs/>
-                <w:sz w:val="24"/>
-                <w:szCs w:val="24"/>
-              </w:rPr>
-              <w:t xml:space="preserve"> }} </w:t>
-            </w:r>
-            <w:r>
-              <w:t xml:space="preserve">  |   {{ edu.major }}   |   {{ edu.degree }}</w:t>
-            </w:r>
-          </w:p>
-        </w:tc>
-        <w:tc>
-          <w:tcPr>
-            <w:tcW w:w="3827" w:type="dxa"/>
-          </w:tcPr>
-          <w:p>
-            <w:pPr>
-              <w:spacing w:after="120"/>
-              <w:jc w:val="right"/>
-            </w:pPr>
-            <w:r>
-              <w:t>{{ edu.date_range }}</w:t>
-            </w:r>
-          </w:p>
-        </w:tc>
-      </w:tr>
-    </w:tbl>
     <w:p>
       <w:r>
         <w:t xml:space="preserve">{%p </w:t>
@@ -667,10 +847,26 @@
         </w:pBdr>
         <w:spacing w:before="240" w:after="160"/>
         <w:rPr>
+          <w:b/>
+          <w:color w:val="234A9D"/>
+          <w:sz w:val="32"/>
+          <w:szCs w:val="24"/>
+          <w:lang w:eastAsia="zh-CN"/>
+        </w:rPr>
+      </w:pPr>
+    </w:p>
+    <w:p>
+      <w:pPr>
+        <w:pBdr>
+          <w:bottom w:val="single" w:sz="12" w:space="1" w:color="234A9D"/>
+        </w:pBdr>
+        <w:spacing w:before="240" w:after="160"/>
+        <w:rPr>
           <w:sz w:val="24"/>
           <w:szCs w:val="24"/>
         </w:rPr>
       </w:pPr>
+      <w:proofErr w:type="spellStart"/>
       <w:r>
         <w:rPr>
           <w:b/>
@@ -680,6 +876,7 @@
         </w:rPr>
         <w:t>资格证书与语言</w:t>
       </w:r>
+      <w:proofErr w:type="spellEnd"/>
     </w:p>
     <w:p>
       <w:r>
@@ -691,10 +888,7 @@
       </w:r>
       <w:proofErr w:type="spellEnd"/>
       <w:r>
-        <w:t xml:space="preserve"> %</w:t>
-      </w:r>
-      <w:r>
-        <w:t>}</w:t>
+        <w:t xml:space="preserve"> %}</w:t>
       </w:r>
       <w:r>
         <w:t xml:space="preserve">     </w:t>
@@ -725,7 +919,7 @@
 </file>
 
 <file path=word/endnotes.xml><?xml version="1.0" encoding="utf-8"?>
-<w:endnotes xmlns:wpc="http://schemas.microsoft.com/office/word/2010/wordprocessingCanvas" xmlns:cx="http://schemas.microsoft.com/office/drawing/2014/chartex" xmlns:cx1="http://schemas.microsoft.com/office/drawing/2015/9/8/chartex" xmlns:cx2="http://schemas.microsoft.com/office/drawing/2015/10/21/chartex" xmlns:cx3="http://schemas.microsoft.com/office/drawing/2016/5/9/chartex" xmlns:cx4="http://schemas.microsoft.com/office/drawing/2016/5/10/chartex" xmlns:cx5="http://schemas.microsoft.com/office/drawing/2016/5/11/chartex" xmlns:cx6="http://schemas.microsoft.com/office/drawing/2016/5/12/chartex" xmlns:cx7="http://schemas.microsoft.com/office/drawing/2016/5/13/chartex" xmlns:cx8="http://schemas.microsoft.com/office/drawing/2016/5/14/chartex" xmlns:mc="http://schemas.openxmlformats.org/markup-compatibility/2006" xmlns:aink="http://schemas.microsoft.com/office/drawing/2016/ink" xmlns:am3d="http://schemas.microsoft.com/office/drawing/2017/model3d" xmlns:o="urn:schemas-microsoft-com:office:office" xmlns:r="http://schemas.openxmlformats.org/officeDocument/2006/relationships" xmlns:m="http://schemas.openxmlformats.org/officeDocument/2006/math" xmlns:v="urn:schemas-microsoft-com:vml" xmlns:wp14="http://schemas.microsoft.com/office/word/2010/wordprocessingDrawing" xmlns:wp="http://schemas.openxmlformats.org/drawingml/2006/wordprocessingDrawing" xmlns:w10="urn:schemas-microsoft-com:office:word" xmlns:w="http://schemas.openxmlformats.org/wordprocessingml/2006/main" xmlns:w14="http://schemas.microsoft.com/office/word/2010/wordml" xmlns:w15="http://schemas.microsoft.com/office/word/2012/wordml" xmlns:w16cex="http://schemas.microsoft.com/office/word/2018/wordml/cex" xmlns:w16cid="http://schemas.microsoft.com/office/word/2016/wordml/cid" xmlns:w16="http://schemas.microsoft.com/office/word/2018/wordml" xmlns:w16sdtdh="http://schemas.microsoft.com/office/word/2020/wordml/sdtdatahash" xmlns:w16se="http://schemas.microsoft.com/office/word/2015/wordml/symex" xmlns:wpg="http://schemas.microsoft.com/office/word/2010/wordprocessingGroup" xmlns:wpi="http://schemas.microsoft.com/office/word/2010/wordprocessingInk" xmlns:wne="http://schemas.microsoft.com/office/word/2006/wordml" xmlns:wps="http://schemas.microsoft.com/office/word/2010/wordprocessingShape" mc:Ignorable="w14 w15 w16se w16cid w16 w16cex w16sdtdh wp14">
+<w:endnotes xmlns:wpc="http://schemas.microsoft.com/office/word/2010/wordprocessingCanvas" xmlns:cx="http://schemas.microsoft.com/office/drawing/2014/chartex" xmlns:cx1="http://schemas.microsoft.com/office/drawing/2015/9/8/chartex" xmlns:cx2="http://schemas.microsoft.com/office/drawing/2015/10/21/chartex" xmlns:cx3="http://schemas.microsoft.com/office/drawing/2016/5/9/chartex" xmlns:cx4="http://schemas.microsoft.com/office/drawing/2016/5/10/chartex" xmlns:cx5="http://schemas.microsoft.com/office/drawing/2016/5/11/chartex" xmlns:cx6="http://schemas.microsoft.com/office/drawing/2016/5/12/chartex" xmlns:cx7="http://schemas.microsoft.com/office/drawing/2016/5/13/chartex" xmlns:cx8="http://schemas.microsoft.com/office/drawing/2016/5/14/chartex" xmlns:mc="http://schemas.openxmlformats.org/markup-compatibility/2006" xmlns:aink="http://schemas.microsoft.com/office/drawing/2016/ink" xmlns:am3d="http://schemas.microsoft.com/office/drawing/2017/model3d" xmlns:o="urn:schemas-microsoft-com:office:office" xmlns:oel="http://schemas.microsoft.com/office/2019/extlst" xmlns:r="http://schemas.openxmlformats.org/officeDocument/2006/relationships" xmlns:m="http://schemas.openxmlformats.org/officeDocument/2006/math" xmlns:v="urn:schemas-microsoft-com:vml" xmlns:wp14="http://schemas.microsoft.com/office/word/2010/wordprocessingDrawing" xmlns:wp="http://schemas.openxmlformats.org/drawingml/2006/wordprocessingDrawing" xmlns:w10="urn:schemas-microsoft-com:office:word" xmlns:w="http://schemas.openxmlformats.org/wordprocessingml/2006/main" xmlns:w14="http://schemas.microsoft.com/office/word/2010/wordml" xmlns:w15="http://schemas.microsoft.com/office/word/2012/wordml" xmlns:w16cex="http://schemas.microsoft.com/office/word/2018/wordml/cex" xmlns:w16cid="http://schemas.microsoft.com/office/word/2016/wordml/cid" xmlns:w16="http://schemas.microsoft.com/office/word/2018/wordml" xmlns:w16du="http://schemas.microsoft.com/office/word/2023/wordml/word16du" xmlns:w16sdtdh="http://schemas.microsoft.com/office/word/2020/wordml/sdtdatahash" xmlns:w16sdtfl="http://schemas.microsoft.com/office/word/2024/wordml/sdtformatlock" xmlns:w16se="http://schemas.microsoft.com/office/word/2015/wordml/symex" xmlns:wpg="http://schemas.microsoft.com/office/word/2010/wordprocessingGroup" xmlns:wpi="http://schemas.microsoft.com/office/word/2010/wordprocessingInk" xmlns:wne="http://schemas.microsoft.com/office/word/2006/wordml" xmlns:wps="http://schemas.microsoft.com/office/word/2010/wordprocessingShape" mc:Ignorable="w14 w15 w16se w16cid w16 w16cex w16sdtdh w16sdtfl w16du wp14">
   <w:endnote w:type="separator" w:id="-1">
     <w:p>
       <w:pPr>
@@ -750,7 +944,7 @@
 </file>
 
 <file path=word/footnotes.xml><?xml version="1.0" encoding="utf-8"?>
-<w:footnotes xmlns:wpc="http://schemas.microsoft.com/office/word/2010/wordprocessingCanvas" xmlns:cx="http://schemas.microsoft.com/office/drawing/2014/chartex" xmlns:cx1="http://schemas.microsoft.com/office/drawing/2015/9/8/chartex" xmlns:cx2="http://schemas.microsoft.com/office/drawing/2015/10/21/chartex" xmlns:cx3="http://schemas.microsoft.com/office/drawing/2016/5/9/chartex" xmlns:cx4="http://schemas.microsoft.com/office/drawing/2016/5/10/chartex" xmlns:cx5="http://schemas.microsoft.com/office/drawing/2016/5/11/chartex" xmlns:cx6="http://schemas.microsoft.com/office/drawing/2016/5/12/chartex" xmlns:cx7="http://schemas.microsoft.com/office/drawing/2016/5/13/chartex" xmlns:cx8="http://schemas.microsoft.com/office/drawing/2016/5/14/chartex" xmlns:mc="http://schemas.openxmlformats.org/markup-compatibility/2006" xmlns:aink="http://schemas.microsoft.com/office/drawing/2016/ink" xmlns:am3d="http://schemas.microsoft.com/office/drawing/2017/model3d" xmlns:o="urn:schemas-microsoft-com:office:office" xmlns:r="http://schemas.openxmlformats.org/officeDocument/2006/relationships" xmlns:m="http://schemas.openxmlformats.org/officeDocument/2006/math" xmlns:v="urn:schemas-microsoft-com:vml" xmlns:wp14="http://schemas.microsoft.com/office/word/2010/wordprocessingDrawing" xmlns:wp="http://schemas.openxmlformats.org/drawingml/2006/wordprocessingDrawing" xmlns:w10="urn:schemas-microsoft-com:office:word" xmlns:w="http://schemas.openxmlformats.org/wordprocessingml/2006/main" xmlns:w14="http://schemas.microsoft.com/office/word/2010/wordml" xmlns:w15="http://schemas.microsoft.com/office/word/2012/wordml" xmlns:w16cex="http://schemas.microsoft.com/office/word/2018/wordml/cex" xmlns:w16cid="http://schemas.microsoft.com/office/word/2016/wordml/cid" xmlns:w16="http://schemas.microsoft.com/office/word/2018/wordml" xmlns:w16sdtdh="http://schemas.microsoft.com/office/word/2020/wordml/sdtdatahash" xmlns:w16se="http://schemas.microsoft.com/office/word/2015/wordml/symex" xmlns:wpg="http://schemas.microsoft.com/office/word/2010/wordprocessingGroup" xmlns:wpi="http://schemas.microsoft.com/office/word/2010/wordprocessingInk" xmlns:wne="http://schemas.microsoft.com/office/word/2006/wordml" xmlns:wps="http://schemas.microsoft.com/office/word/2010/wordprocessingShape" mc:Ignorable="w14 w15 w16se w16cid w16 w16cex w16sdtdh wp14">
+<w:footnotes xmlns:wpc="http://schemas.microsoft.com/office/word/2010/wordprocessingCanvas" xmlns:cx="http://schemas.microsoft.com/office/drawing/2014/chartex" xmlns:cx1="http://schemas.microsoft.com/office/drawing/2015/9/8/chartex" xmlns:cx2="http://schemas.microsoft.com/office/drawing/2015/10/21/chartex" xmlns:cx3="http://schemas.microsoft.com/office/drawing/2016/5/9/chartex" xmlns:cx4="http://schemas.microsoft.com/office/drawing/2016/5/10/chartex" xmlns:cx5="http://schemas.microsoft.com/office/drawing/2016/5/11/chartex" xmlns:cx6="http://schemas.microsoft.com/office/drawing/2016/5/12/chartex" xmlns:cx7="http://schemas.microsoft.com/office/drawing/2016/5/13/chartex" xmlns:cx8="http://schemas.microsoft.com/office/drawing/2016/5/14/chartex" xmlns:mc="http://schemas.openxmlformats.org/markup-compatibility/2006" xmlns:aink="http://schemas.microsoft.com/office/drawing/2016/ink" xmlns:am3d="http://schemas.microsoft.com/office/drawing/2017/model3d" xmlns:o="urn:schemas-microsoft-com:office:office" xmlns:oel="http://schemas.microsoft.com/office/2019/extlst" xmlns:r="http://schemas.openxmlformats.org/officeDocument/2006/relationships" xmlns:m="http://schemas.openxmlformats.org/officeDocument/2006/math" xmlns:v="urn:schemas-microsoft-com:vml" xmlns:wp14="http://schemas.microsoft.com/office/word/2010/wordprocessingDrawing" xmlns:wp="http://schemas.openxmlformats.org/drawingml/2006/wordprocessingDrawing" xmlns:w10="urn:schemas-microsoft-com:office:word" xmlns:w="http://schemas.openxmlformats.org/wordprocessingml/2006/main" xmlns:w14="http://schemas.microsoft.com/office/word/2010/wordml" xmlns:w15="http://schemas.microsoft.com/office/word/2012/wordml" xmlns:w16cex="http://schemas.microsoft.com/office/word/2018/wordml/cex" xmlns:w16cid="http://schemas.microsoft.com/office/word/2016/wordml/cid" xmlns:w16="http://schemas.microsoft.com/office/word/2018/wordml" xmlns:w16du="http://schemas.microsoft.com/office/word/2023/wordml/word16du" xmlns:w16sdtdh="http://schemas.microsoft.com/office/word/2020/wordml/sdtdatahash" xmlns:w16sdtfl="http://schemas.microsoft.com/office/word/2024/wordml/sdtformatlock" xmlns:w16se="http://schemas.microsoft.com/office/word/2015/wordml/symex" xmlns:wpg="http://schemas.microsoft.com/office/word/2010/wordprocessingGroup" xmlns:wpi="http://schemas.microsoft.com/office/word/2010/wordprocessingInk" xmlns:wne="http://schemas.microsoft.com/office/word/2006/wordml" xmlns:wps="http://schemas.microsoft.com/office/word/2010/wordprocessingShape" mc:Ignorable="w14 w15 w16se w16cid w16 w16cex w16sdtdh w16sdtfl w16du wp14">
   <w:footnote w:type="separator" w:id="-1">
     <w:p>
       <w:pPr>
@@ -775,7 +969,7 @@
 </file>
 
 <file path=word/numbering.xml><?xml version="1.0" encoding="utf-8"?>
-<w:numbering xmlns:wpc="http://schemas.microsoft.com/office/word/2010/wordprocessingCanvas" xmlns:cx="http://schemas.microsoft.com/office/drawing/2014/chartex" xmlns:cx1="http://schemas.microsoft.com/office/drawing/2015/9/8/chartex" xmlns:cx2="http://schemas.microsoft.com/office/drawing/2015/10/21/chartex" xmlns:cx3="http://schemas.microsoft.com/office/drawing/2016/5/9/chartex" xmlns:cx4="http://schemas.microsoft.com/office/drawing/2016/5/10/chartex" xmlns:cx5="http://schemas.microsoft.com/office/drawing/2016/5/11/chartex" xmlns:cx6="http://schemas.microsoft.com/office/drawing/2016/5/12/chartex" xmlns:cx7="http://schemas.microsoft.com/office/drawing/2016/5/13/chartex" xmlns:cx8="http://schemas.microsoft.com/office/drawing/2016/5/14/chartex" xmlns:mc="http://schemas.openxmlformats.org/markup-compatibility/2006" xmlns:aink="http://schemas.microsoft.com/office/drawing/2016/ink" xmlns:am3d="http://schemas.microsoft.com/office/drawing/2017/model3d" xmlns:o="urn:schemas-microsoft-com:office:office" xmlns:r="http://schemas.openxmlformats.org/officeDocument/2006/relationships" xmlns:m="http://schemas.openxmlformats.org/officeDocument/2006/math" xmlns:v="urn:schemas-microsoft-com:vml" xmlns:wp14="http://schemas.microsoft.com/office/word/2010/wordprocessingDrawing" xmlns:wp="http://schemas.openxmlformats.org/drawingml/2006/wordprocessingDrawing" xmlns:w10="urn:schemas-microsoft-com:office:word" xmlns:w="http://schemas.openxmlformats.org/wordprocessingml/2006/main" xmlns:w14="http://schemas.microsoft.com/office/word/2010/wordml" xmlns:w15="http://schemas.microsoft.com/office/word/2012/wordml" xmlns:w16cex="http://schemas.microsoft.com/office/word/2018/wordml/cex" xmlns:w16cid="http://schemas.microsoft.com/office/word/2016/wordml/cid" xmlns:w16="http://schemas.microsoft.com/office/word/2018/wordml" xmlns:w16sdtdh="http://schemas.microsoft.com/office/word/2020/wordml/sdtdatahash" xmlns:w16se="http://schemas.microsoft.com/office/word/2015/wordml/symex" xmlns:wpg="http://schemas.microsoft.com/office/word/2010/wordprocessingGroup" xmlns:wpi="http://schemas.microsoft.com/office/word/2010/wordprocessingInk" xmlns:wne="http://schemas.microsoft.com/office/word/2006/wordml" xmlns:wps="http://schemas.microsoft.com/office/word/2010/wordprocessingShape" mc:Ignorable="w14 w15 w16se w16cid w16 w16cex w16sdtdh wp14">
+<w:numbering xmlns:wpc="http://schemas.microsoft.com/office/word/2010/wordprocessingCanvas" xmlns:cx="http://schemas.microsoft.com/office/drawing/2014/chartex" xmlns:cx1="http://schemas.microsoft.com/office/drawing/2015/9/8/chartex" xmlns:cx2="http://schemas.microsoft.com/office/drawing/2015/10/21/chartex" xmlns:cx3="http://schemas.microsoft.com/office/drawing/2016/5/9/chartex" xmlns:cx4="http://schemas.microsoft.com/office/drawing/2016/5/10/chartex" xmlns:cx5="http://schemas.microsoft.com/office/drawing/2016/5/11/chartex" xmlns:cx6="http://schemas.microsoft.com/office/drawing/2016/5/12/chartex" xmlns:cx7="http://schemas.microsoft.com/office/drawing/2016/5/13/chartex" xmlns:cx8="http://schemas.microsoft.com/office/drawing/2016/5/14/chartex" xmlns:mc="http://schemas.openxmlformats.org/markup-compatibility/2006" xmlns:aink="http://schemas.microsoft.com/office/drawing/2016/ink" xmlns:am3d="http://schemas.microsoft.com/office/drawing/2017/model3d" xmlns:o="urn:schemas-microsoft-com:office:office" xmlns:oel="http://schemas.microsoft.com/office/2019/extlst" xmlns:r="http://schemas.openxmlformats.org/officeDocument/2006/relationships" xmlns:m="http://schemas.openxmlformats.org/officeDocument/2006/math" xmlns:v="urn:schemas-microsoft-com:vml" xmlns:wp14="http://schemas.microsoft.com/office/word/2010/wordprocessingDrawing" xmlns:wp="http://schemas.openxmlformats.org/drawingml/2006/wordprocessingDrawing" xmlns:w10="urn:schemas-microsoft-com:office:word" xmlns:w="http://schemas.openxmlformats.org/wordprocessingml/2006/main" xmlns:w14="http://schemas.microsoft.com/office/word/2010/wordml" xmlns:w15="http://schemas.microsoft.com/office/word/2012/wordml" xmlns:w16cex="http://schemas.microsoft.com/office/word/2018/wordml/cex" xmlns:w16cid="http://schemas.microsoft.com/office/word/2016/wordml/cid" xmlns:w16="http://schemas.microsoft.com/office/word/2018/wordml" xmlns:w16du="http://schemas.microsoft.com/office/word/2023/wordml/word16du" xmlns:w16sdtdh="http://schemas.microsoft.com/office/word/2020/wordml/sdtdatahash" xmlns:w16sdtfl="http://schemas.microsoft.com/office/word/2024/wordml/sdtformatlock" xmlns:w16se="http://schemas.microsoft.com/office/word/2015/wordml/symex" xmlns:wpg="http://schemas.microsoft.com/office/word/2010/wordprocessingGroup" xmlns:wpi="http://schemas.microsoft.com/office/word/2010/wordprocessingInk" xmlns:wne="http://schemas.microsoft.com/office/word/2006/wordml" xmlns:wps="http://schemas.microsoft.com/office/word/2010/wordprocessingShape" mc:Ignorable="w14 w15 w16se w16cid w16 w16cex w16sdtdh w16sdtfl w16du wp14">
   <w:abstractNum w:abstractNumId="0" w15:restartNumberingAfterBreak="0">
     <w:nsid w:val="FFFFFF7C"/>
     <w:multiLevelType w:val="singleLevel"/>
@@ -947,44 +1141,44 @@
       </w:rPr>
     </w:lvl>
   </w:abstractNum>
-  <w:num w:numId="1">
+  <w:num w:numId="1" w16cid:durableId="1703050396">
     <w:abstractNumId w:val="8"/>
   </w:num>
-  <w:num w:numId="2">
+  <w:num w:numId="2" w16cid:durableId="1175153079">
     <w:abstractNumId w:val="6"/>
   </w:num>
-  <w:num w:numId="3">
+  <w:num w:numId="3" w16cid:durableId="753160936">
     <w:abstractNumId w:val="5"/>
   </w:num>
-  <w:num w:numId="4">
+  <w:num w:numId="4" w16cid:durableId="1254124897">
     <w:abstractNumId w:val="4"/>
   </w:num>
-  <w:num w:numId="5">
+  <w:num w:numId="5" w16cid:durableId="371468579">
     <w:abstractNumId w:val="7"/>
   </w:num>
-  <w:num w:numId="6">
+  <w:num w:numId="6" w16cid:durableId="2123305588">
     <w:abstractNumId w:val="3"/>
   </w:num>
-  <w:num w:numId="7">
+  <w:num w:numId="7" w16cid:durableId="1968971473">
     <w:abstractNumId w:val="2"/>
   </w:num>
-  <w:num w:numId="8">
+  <w:num w:numId="8" w16cid:durableId="629286464">
     <w:abstractNumId w:val="1"/>
   </w:num>
-  <w:num w:numId="9">
+  <w:num w:numId="9" w16cid:durableId="1144002907">
     <w:abstractNumId w:val="0"/>
   </w:num>
-  <w:num w:numId="10">
+  <w:num w:numId="10" w16cid:durableId="1471747910">
     <w:abstractNumId w:val="8"/>
   </w:num>
-  <w:num w:numId="11">
+  <w:num w:numId="11" w16cid:durableId="454953446">
     <w:abstractNumId w:val="8"/>
   </w:num>
 </w:numbering>
 </file>
 
 <file path=word/styles.xml><?xml version="1.0" encoding="utf-8"?>
-<w:styles xmlns:mc="http://schemas.openxmlformats.org/markup-compatibility/2006" xmlns:r="http://schemas.openxmlformats.org/officeDocument/2006/relationships" xmlns:w="http://schemas.openxmlformats.org/wordprocessingml/2006/main" xmlns:w14="http://schemas.microsoft.com/office/word/2010/wordml" xmlns:w15="http://schemas.microsoft.com/office/word/2012/wordml" xmlns:w16cex="http://schemas.microsoft.com/office/word/2018/wordml/cex" xmlns:w16cid="http://schemas.microsoft.com/office/word/2016/wordml/cid" xmlns:w16="http://schemas.microsoft.com/office/word/2018/wordml" xmlns:w16sdtdh="http://schemas.microsoft.com/office/word/2020/wordml/sdtdatahash" xmlns:w16se="http://schemas.microsoft.com/office/word/2015/wordml/symex" mc:Ignorable="w14 w15 w16se w16cid w16 w16cex w16sdtdh">
+<w:styles xmlns:mc="http://schemas.openxmlformats.org/markup-compatibility/2006" xmlns:r="http://schemas.openxmlformats.org/officeDocument/2006/relationships" xmlns:w="http://schemas.openxmlformats.org/wordprocessingml/2006/main" xmlns:w14="http://schemas.microsoft.com/office/word/2010/wordml" xmlns:w15="http://schemas.microsoft.com/office/word/2012/wordml" xmlns:w16cex="http://schemas.microsoft.com/office/word/2018/wordml/cex" xmlns:w16cid="http://schemas.microsoft.com/office/word/2016/wordml/cid" xmlns:w16="http://schemas.microsoft.com/office/word/2018/wordml" xmlns:w16du="http://schemas.microsoft.com/office/word/2023/wordml/word16du" xmlns:w16sdtdh="http://schemas.microsoft.com/office/word/2020/wordml/sdtdatahash" xmlns:w16sdtfl="http://schemas.microsoft.com/office/word/2024/wordml/sdtformatlock" xmlns:w16se="http://schemas.microsoft.com/office/word/2015/wordml/symex" mc:Ignorable="w14 w15 w16se w16cid w16 w16cex w16sdtdh w16sdtfl w16du">
   <w:docDefaults>
     <w:rPrDefault>
       <w:rPr>
@@ -1268,11 +1462,6 @@
     <w:lsdException w:name="Book Title" w:uiPriority="33" w:qFormat="1"/>
     <w:lsdException w:name="Bibliography" w:semiHidden="1" w:uiPriority="37" w:unhideWhenUsed="1"/>
     <w:lsdException w:name="TOC Heading" w:semiHidden="1" w:uiPriority="39" w:unhideWhenUsed="1" w:qFormat="1"/>
-    <w:lsdException w:name="Plain Table 5" w:semiHidden="1" w:unhideWhenUsed="1"/>
-    <w:lsdException w:name="Grid Table Light" w:semiHidden="1" w:unhideWhenUsed="1"/>
-    <w:lsdException w:name="Grid Table 1 Light" w:semiHidden="1" w:unhideWhenUsed="1"/>
-    <w:lsdException w:name="Grid Table 2" w:semiHidden="1" w:unhideWhenUsed="1"/>
-    <w:lsdException w:name="Grid Table 3" w:semiHidden="1" w:unhideWhenUsed="1"/>
     <w:lsdException w:name="Grid Table 4" w:uiPriority="49"/>
     <w:lsdException w:name="Grid Table 5 Dark" w:uiPriority="50"/>
     <w:lsdException w:name="Grid Table 6 Colorful" w:uiPriority="51"/>
